--- a/templates_docx/Шаблон 1 ДП.docx
+++ b/templates_docx/Шаблон 1 ДП.docx
@@ -223,8 +223,23 @@
               <w:jc w:val="right"/>
               <w:rPr>
                 <w:rFonts w:ascii="Montserrat Medium" w:eastAsia="Montserrat Medium" w:hAnsi="Montserrat Medium" w:cs="Montserrat Medium"/>
-              </w:rPr>
-            </w:pPr>
+                <w:lang w:val="en-US"/>
+              </w:rPr>
+            </w:pPr>
+            <w:r>
+              <w:rPr>
+                <w:rFonts w:ascii="Montserrat Medium" w:eastAsia="Montserrat Medium" w:hAnsi="Montserrat Medium" w:cs="Montserrat Medium"/>
+                <w:lang w:val="ru-RU"/>
+              </w:rPr>
+              <w:t xml:space="preserve">Номер: </w:t>
+            </w:r>
+            <w:r>
+              <w:rPr>
+                <w:rFonts w:ascii="Montserrat Medium" w:eastAsia="Montserrat Medium" w:hAnsi="Montserrat Medium" w:cs="Montserrat Medium"/>
+                <w:lang w:val="en-US"/>
+              </w:rPr>
+              <w:t>{{ number }}</w:t>
+            </w:r>
           </w:p>
         </w:tc>
       </w:tr>

--- a/templates_docx/Шаблон 1 ДП.docx
+++ b/templates_docx/Шаблон 1 ДП.docx
@@ -274,22 +274,15 @@
       <w:proofErr w:type="gramStart"/>
       <w:r>
         <w:rPr>
-          <w:rFonts w:ascii="Montserrat" w:eastAsia="Montserrat" w:hAnsi="Montserrat" w:cs="Montserrat"/>
+          <w:rFonts w:ascii="Montserrat Medium" w:eastAsia="Montserrat Medium" w:hAnsi="Montserrat Medium" w:cs="Montserrat Medium"/>
           <w:lang w:val="en-US"/>
         </w:rPr>
-        <w:t xml:space="preserve">{{ </w:t>
-      </w:r>
-      <w:r>
-        <w:rPr>
-          <w:rFonts w:ascii="Montserrat" w:eastAsia="Montserrat" w:hAnsi="Montserrat" w:cs="Montserrat"/>
-          <w:lang w:val="en-US"/>
-        </w:rPr>
-        <w:t>room</w:t>
+        <w:t>{{ text</w:t>
       </w:r>
       <w:proofErr w:type="gramEnd"/>
       <w:r>
         <w:rPr>
-          <w:rFonts w:ascii="Montserrat" w:eastAsia="Montserrat" w:hAnsi="Montserrat" w:cs="Montserrat"/>
+          <w:rFonts w:ascii="Montserrat Medium" w:eastAsia="Montserrat Medium" w:hAnsi="Montserrat Medium" w:cs="Montserrat Medium"/>
           <w:lang w:val="en-US"/>
         </w:rPr>
         <w:t xml:space="preserve"> }}</w:t>
@@ -667,15 +660,22 @@
             <w:proofErr w:type="gramStart"/>
             <w:r>
               <w:rPr>
-                <w:rFonts w:ascii="Montserrat Medium" w:eastAsia="Montserrat Medium" w:hAnsi="Montserrat Medium" w:cs="Montserrat Medium"/>
+                <w:rFonts w:ascii="Montserrat" w:eastAsia="Montserrat" w:hAnsi="Montserrat" w:cs="Montserrat"/>
                 <w:lang w:val="en-US"/>
               </w:rPr>
-              <w:t>{{ text</w:t>
+              <w:t xml:space="preserve">{{ </w:t>
+            </w:r>
+            <w:r>
+              <w:rPr>
+                <w:rFonts w:ascii="Montserrat" w:eastAsia="Montserrat" w:hAnsi="Montserrat" w:cs="Montserrat"/>
+                <w:lang w:val="en-US"/>
+              </w:rPr>
+              <w:t>room</w:t>
             </w:r>
             <w:proofErr w:type="gramEnd"/>
             <w:r>
               <w:rPr>
-                <w:rFonts w:ascii="Montserrat Medium" w:eastAsia="Montserrat Medium" w:hAnsi="Montserrat Medium" w:cs="Montserrat Medium"/>
+                <w:rFonts w:ascii="Montserrat" w:eastAsia="Montserrat" w:hAnsi="Montserrat" w:cs="Montserrat"/>
                 <w:lang w:val="en-US"/>
               </w:rPr>
               <w:t xml:space="preserve"> }}</w:t>

--- a/templates_docx/Шаблон 1 ДП.docx
+++ b/templates_docx/Шаблон 1 ДП.docx
@@ -277,7 +277,14 @@
           <w:rFonts w:ascii="Montserrat Medium" w:eastAsia="Montserrat Medium" w:hAnsi="Montserrat Medium" w:cs="Montserrat Medium"/>
           <w:lang w:val="en-US"/>
         </w:rPr>
-        <w:t>{{ text</w:t>
+        <w:t xml:space="preserve">{{ </w:t>
+      </w:r>
+      <w:r>
+        <w:rPr>
+          <w:rFonts w:ascii="Montserrat Medium" w:eastAsia="Montserrat Medium" w:hAnsi="Montserrat Medium" w:cs="Montserrat Medium"/>
+          <w:lang w:val="en-US"/>
+        </w:rPr>
+        <w:t>room</w:t>
       </w:r>
       <w:proofErr w:type="gramEnd"/>
       <w:r>
@@ -670,7 +677,7 @@
                 <w:rFonts w:ascii="Montserrat" w:eastAsia="Montserrat" w:hAnsi="Montserrat" w:cs="Montserrat"/>
                 <w:lang w:val="en-US"/>
               </w:rPr>
-              <w:t>room</w:t>
+              <w:t>text</w:t>
             </w:r>
             <w:proofErr w:type="gramEnd"/>
             <w:r>

--- a/templates_docx/Шаблон 1 ДП.docx
+++ b/templates_docx/Шаблон 1 ДП.docx
@@ -157,21 +157,12 @@
             </w:pPr>
             <w:bookmarkStart w:id="3" w:name="_heading=h.xnwplxqhseo" w:colFirst="0" w:colLast="0"/>
             <w:bookmarkEnd w:id="3"/>
-            <w:proofErr w:type="gramStart"/>
             <w:r>
               <w:rPr>
                 <w:rFonts w:ascii="Montserrat Medium" w:eastAsia="Montserrat Medium" w:hAnsi="Montserrat Medium" w:cs="Montserrat Medium"/>
                 <w:lang w:val="en-US"/>
               </w:rPr>
-              <w:t>{{ client</w:t>
-            </w:r>
-            <w:proofErr w:type="gramEnd"/>
-            <w:r>
-              <w:rPr>
-                <w:rFonts w:ascii="Montserrat Medium" w:eastAsia="Montserrat Medium" w:hAnsi="Montserrat Medium" w:cs="Montserrat Medium"/>
-                <w:lang w:val="en-US"/>
-              </w:rPr>
-              <w:t xml:space="preserve"> }}</w:t>
+              <w:t>{{ client }}</w:t>
             </w:r>
           </w:p>
           <w:p>
@@ -271,7 +262,6 @@
         </w:rPr>
       </w:pPr>
       <w:bookmarkStart w:id="4" w:name="_Hlk222330588"/>
-      <w:proofErr w:type="gramStart"/>
       <w:r>
         <w:rPr>
           <w:rFonts w:ascii="Montserrat Medium" w:eastAsia="Montserrat Medium" w:hAnsi="Montserrat Medium" w:cs="Montserrat Medium"/>
@@ -286,7 +276,6 @@
         </w:rPr>
         <w:t>room</w:t>
       </w:r>
-      <w:proofErr w:type="gramEnd"/>
       <w:r>
         <w:rPr>
           <w:rFonts w:ascii="Montserrat Medium" w:eastAsia="Montserrat Medium" w:hAnsi="Montserrat Medium" w:cs="Montserrat Medium"/>
@@ -664,7 +653,6 @@
                 <w:rFonts w:ascii="Montserrat Medium" w:eastAsia="Montserrat Medium" w:hAnsi="Montserrat Medium" w:cs="Montserrat Medium"/>
               </w:rPr>
             </w:pPr>
-            <w:proofErr w:type="gramStart"/>
             <w:r>
               <w:rPr>
                 <w:rFonts w:ascii="Montserrat" w:eastAsia="Montserrat" w:hAnsi="Montserrat" w:cs="Montserrat"/>
@@ -679,7 +667,6 @@
               </w:rPr>
               <w:t>text</w:t>
             </w:r>
-            <w:proofErr w:type="gramEnd"/>
             <w:r>
               <w:rPr>
                 <w:rFonts w:ascii="Montserrat" w:eastAsia="Montserrat" w:hAnsi="Montserrat" w:cs="Montserrat"/>
@@ -702,6 +689,7 @@
               <w:jc w:val="center"/>
               <w:rPr>
                 <w:rFonts w:ascii="Montserrat Medium" w:eastAsia="Montserrat Medium" w:hAnsi="Montserrat Medium" w:cs="Montserrat Medium"/>
+                <w:lang w:val="ru-RU"/>
               </w:rPr>
             </w:pPr>
             <w:r>
@@ -715,13 +703,20 @@
                 <w:rFonts w:ascii="Montserrat Medium" w:eastAsia="Montserrat Medium" w:hAnsi="Montserrat Medium" w:cs="Montserrat Medium"/>
                 <w:lang w:val="ru-RU"/>
               </w:rPr>
-              <w:t>м2</w:t>
+              <w:t>усл</w:t>
             </w:r>
             <w:r>
               <w:rPr>
                 <w:rFonts w:ascii="Montserrat Medium" w:eastAsia="Montserrat Medium" w:hAnsi="Montserrat Medium" w:cs="Montserrat Medium"/>
               </w:rPr>
               <w:t>.</w:t>
+            </w:r>
+            <w:r>
+              <w:rPr>
+                <w:rFonts w:ascii="Montserrat Medium" w:eastAsia="Montserrat Medium" w:hAnsi="Montserrat Medium" w:cs="Montserrat Medium"/>
+                <w:lang w:val="ru-RU"/>
+              </w:rPr>
+              <w:t xml:space="preserve"> ед.</w:t>
             </w:r>
           </w:p>
         </w:tc>
@@ -741,21 +736,12 @@
                 <w:lang w:val="en-US"/>
               </w:rPr>
             </w:pPr>
-            <w:proofErr w:type="gramStart"/>
             <w:r>
               <w:rPr>
                 <w:rFonts w:ascii="Montserrat Medium" w:eastAsia="Montserrat Medium" w:hAnsi="Montserrat Medium" w:cs="Montserrat Medium"/>
                 <w:lang w:val="en-US"/>
               </w:rPr>
-              <w:t>{{ price</w:t>
-            </w:r>
-            <w:proofErr w:type="gramEnd"/>
-            <w:r>
-              <w:rPr>
-                <w:rFonts w:ascii="Montserrat Medium" w:eastAsia="Montserrat Medium" w:hAnsi="Montserrat Medium" w:cs="Montserrat Medium"/>
-                <w:lang w:val="en-US"/>
-              </w:rPr>
-              <w:t xml:space="preserve"> }}</w:t>
+              <w:t>{{ price }}</w:t>
             </w:r>
           </w:p>
         </w:tc>
@@ -875,7 +861,6 @@
         </w:rPr>
         <w:t xml:space="preserve">{{ </w:t>
       </w:r>
-      <w:proofErr w:type="spellStart"/>
       <w:r>
         <w:rPr>
           <w:rFonts w:ascii="Montserrat Medium" w:eastAsia="Montserrat Medium" w:hAnsi="Montserrat Medium" w:cs="Montserrat Medium"/>
@@ -883,7 +868,6 @@
         </w:rPr>
         <w:t>srok</w:t>
       </w:r>
-      <w:proofErr w:type="spellEnd"/>
       <w:r>
         <w:rPr>
           <w:rFonts w:ascii="Montserrat Medium" w:eastAsia="Montserrat Medium" w:hAnsi="Montserrat Medium" w:cs="Montserrat Medium"/>
@@ -941,25 +925,7 @@
           <w:sz w:val="18"/>
           <w:szCs w:val="18"/>
         </w:rPr>
-        <w:t>КОНФИДЕНЦИАЛЬНО: Настоящий документ содержит информацию, принадлежащую компаниям ООО “</w:t>
-      </w:r>
-      <w:proofErr w:type="spellStart"/>
-      <w:r>
-        <w:rPr>
-          <w:rFonts w:ascii="Montserrat Medium" w:eastAsia="Montserrat Medium" w:hAnsi="Montserrat Medium" w:cs="Montserrat Medium"/>
-          <w:sz w:val="18"/>
-          <w:szCs w:val="18"/>
-        </w:rPr>
-        <w:t>Нацпро</w:t>
-      </w:r>
-      <w:proofErr w:type="spellEnd"/>
-      <w:r>
-        <w:rPr>
-          <w:rFonts w:ascii="Montserrat Medium" w:eastAsia="Montserrat Medium" w:hAnsi="Montserrat Medium" w:cs="Montserrat Medium"/>
-          <w:sz w:val="18"/>
-          <w:szCs w:val="18"/>
-        </w:rPr>
-        <w:t xml:space="preserve">-Дизайн”   и  </w:t>
+        <w:t xml:space="preserve">КОНФИДЕНЦИАЛЬНО: Настоящий документ содержит информацию, принадлежащую компаниям ООО “Нацпро-Дизайн”   и  </w:t>
       </w:r>
       <w:r>
         <w:rPr>
